--- a/pr-preview/pr-90/chapters/13-standardization-parametric-g-formula-tracked-changes.docx
+++ b/pr-preview/pr-90/chapters/13-standardization-parametric-g-formula-tracked-changes.docx
@@ -1878,7 +1878,17 @@
       </m:oMath>
       <w:ins w:id="26" w:author="PR Preview" w:date="2024-01-01T00:00:00Z">
         <w:r>
-          <w:t xml:space="preserve">; Technical Point 2.3 of the book, with</w:t>
+          <w:t xml:space="preserve">;</w:t>
+        </w:r>
+      </w:ins>
+      <w:ins w:id="26" w:author="PR Preview" w:date="2024-01-01T00:00:00Z">
+        <w:r>
+          <w:t xml:space="preserve"> </w:t>
+        </w:r>
+      </w:ins>
+      <w:ins w:id="26" w:author="PR Preview" w:date="2024-01-01T00:00:00Z">
+        <w:r>
+          <w:t xml:space="preserve">Technical Point 2.3 of the book, with</w:t>
         </w:r>
       </w:ins>
       <w:ins w:id="26" w:author="PR Preview" w:date="2024-01-01T00:00:00Z">
@@ -12450,7 +12460,17 @@
       </m:oMath>
       <w:ins w:id="95" w:author="PR Preview" w:date="2024-01-01T00:00:00Z">
         <w:r>
-          <w:t xml:space="preserve">; the derivation here gives the sign shown, which does not affect the conclusion.</w:t>
+          <w:t xml:space="preserve">;</w:t>
+        </w:r>
+      </w:ins>
+      <w:ins w:id="95" w:author="PR Preview" w:date="2024-01-01T00:00:00Z">
+        <w:r>
+          <w:t xml:space="preserve"> </w:t>
+        </w:r>
+      </w:ins>
+      <w:ins w:id="95" w:author="PR Preview" w:date="2024-01-01T00:00:00Z">
+        <w:r>
+          <w:t xml:space="preserve">the derivation here gives the sign shown, which does not affect the conclusion.</w:t>
         </w:r>
       </w:ins>
     </w:p>
@@ -12925,7 +12945,17 @@
       </w:ins>
       <w:ins w:id="101" w:author="PR Preview" w:date="2024-01-01T00:00:00Z">
         <w:r>
-          <w:t xml:space="preserve">by both methods (95% CI: 2.5, 4.5 for IP weighting; 2.6, 4.5 for the g-formula)</w:t>
+          <w:t xml:space="preserve">by both methods (95% CI: 2.5, 4.5 for IP weighting;</w:t>
+        </w:r>
+      </w:ins>
+      <w:ins w:id="101" w:author="PR Preview" w:date="2024-01-01T00:00:00Z">
+        <w:r>
+          <w:t xml:space="preserve"> </w:t>
+        </w:r>
+      </w:ins>
+      <w:ins w:id="101" w:author="PR Preview" w:date="2024-01-01T00:00:00Z">
+        <w:r>
+          <w:t xml:space="preserve">2.6, 4.5 for the g-formula)</w:t>
         </w:r>
       </w:ins>
     </w:p>
@@ -13211,7 +13241,17 @@
       </w:ins>
       <w:ins w:id="110" w:author="PR Preview" w:date="2024-01-01T00:00:00Z">
         <w:r>
-          <w:t xml:space="preserve">The estimate corresponds to a vague intervention assigning these versions with their observed frequencies; other interventions could give different effects, which matters for policy and clinical decisions</w:t>
+          <w:t xml:space="preserve">The estimate corresponds to a vague intervention assigning these versions with their observed frequencies;</w:t>
+        </w:r>
+      </w:ins>
+      <w:ins w:id="110" w:author="PR Preview" w:date="2024-01-01T00:00:00Z">
+        <w:r>
+          <w:t xml:space="preserve"> </w:t>
+        </w:r>
+      </w:ins>
+      <w:ins w:id="110" w:author="PR Preview" w:date="2024-01-01T00:00:00Z">
+        <w:r>
+          <w:t xml:space="preserve">other interventions could give different effects, which matters for policy and clinical decisions</w:t>
         </w:r>
       </w:ins>
       <w:ins w:id="110" w:author="PR Preview" w:date="2024-01-01T00:00:00Z">
@@ -13392,7 +13432,27 @@
       </w:pPr>
       <w:ins w:id="117" w:author="PR Preview" w:date="2024-01-01T00:00:00Z">
         <w:r>
-          <w:t xml:space="preserve">Sensitivity analyses discussed in the book include those for confounding (Fine Point 7.1; negative outcome controls, Technical Point 7.5; g-estimation, Fine Point 14.2), selection bias (Fine Point 12.1), and model misspecification (Section 11.5), as well as quantitative bias analysis (Fine Point 10.2).</w:t>
+          <w:t xml:space="preserve">Sensitivity analyses discussed in the book include those for confounding (Fine Point 7.1;</w:t>
+        </w:r>
+      </w:ins>
+      <w:ins w:id="117" w:author="PR Preview" w:date="2024-01-01T00:00:00Z">
+        <w:r>
+          <w:t xml:space="preserve"> </w:t>
+        </w:r>
+      </w:ins>
+      <w:ins w:id="117" w:author="PR Preview" w:date="2024-01-01T00:00:00Z">
+        <w:r>
+          <w:t xml:space="preserve">negative outcome controls, Technical Point 7.5;</w:t>
+        </w:r>
+      </w:ins>
+      <w:ins w:id="117" w:author="PR Preview" w:date="2024-01-01T00:00:00Z">
+        <w:r>
+          <w:t xml:space="preserve"> </w:t>
+        </w:r>
+      </w:ins>
+      <w:ins w:id="117" w:author="PR Preview" w:date="2024-01-01T00:00:00Z">
+        <w:r>
+          <w:t xml:space="preserve">g-estimation, Fine Point 14.2), selection bias (Fine Point 12.1), and model misspecification (Section 11.5), as well as quantitative bias analysis (Fine Point 10.2).</w:t>
         </w:r>
       </w:ins>
       <w:ins w:id="117" w:author="PR Preview" w:date="2024-01-01T00:00:00Z">
